--- a/Modelos/ACT/ch_fora.docx
+++ b/Modelos/ACT/ch_fora.docx
@@ -14,7 +14,7 @@
           <wp:anchor distT="0" distB="0" distL="114300" distR="114300" simplePos="0" relativeHeight="251658240" behindDoc="0" locked="0" layoutInCell="1" hidden="0" allowOverlap="1">
             <wp:simplePos x="0" y="0"/>
             <wp:positionH relativeFrom="column">
-              <wp:posOffset>-285111</wp:posOffset>
+              <wp:posOffset>-285110</wp:posOffset>
             </wp:positionH>
             <wp:positionV relativeFrom="paragraph">
               <wp:posOffset>283210</wp:posOffset>
@@ -22,7 +22,7 @@
             <wp:extent cx="6082665" cy="815975"/>
             <wp:effectExtent l="0" t="0" r="0" b="0"/>
             <wp:wrapTopAndBottom distT="0" distB="0"/>
-            <wp:docPr id="5" name="image1.png"/>
+            <wp:docPr id="6" name="image1.png"/>
             <wp:cNvGraphicFramePr/>
             <a:graphic xmlns:a="http://schemas.openxmlformats.org/drawingml/2006/main">
               <a:graphicData uri="http://schemas.openxmlformats.org/drawingml/2006/picture">
@@ -58,29 +58,7 @@
     <w:p>
       <w:pPr>
         <w:spacing w:after="120" w:line="240" w:lineRule="auto"/>
-        <w:jc w:val="right"/>
         <w:rPr>
-          <w:sz w:val="20"/>
-          <w:szCs w:val="20"/>
-        </w:rPr>
-      </w:pPr>
-    </w:p>
-    <w:p>
-      <w:pPr>
-        <w:spacing w:after="120" w:line="240" w:lineRule="auto"/>
-        <w:jc w:val="right"/>
-        <w:rPr>
-          <w:sz w:val="20"/>
-          <w:szCs w:val="20"/>
-        </w:rPr>
-      </w:pPr>
-    </w:p>
-    <w:p>
-      <w:pPr>
-        <w:spacing w:after="120" w:line="240" w:lineRule="auto"/>
-        <w:jc w:val="right"/>
-        <w:rPr>
-          <w:color w:val="FF0000"/>
           <w:sz w:val="20"/>
           <w:szCs w:val="20"/>
         </w:rPr>
@@ -90,58 +68,8 @@
           <w:sz w:val="20"/>
           <w:szCs w:val="20"/>
         </w:rPr>
-        <w:t xml:space="preserve">Santa Maria, </w:t>
+        <w:t>Declaração de participação em projeto fora da carga horária</w:t>
       </w:r>
-      <w:proofErr w:type="gramStart"/>
-      <w:r>
-        <w:rPr>
-          <w:sz w:val="20"/>
-          <w:szCs w:val="20"/>
-        </w:rPr>
-        <w:t xml:space="preserve">{{ </w:t>
-      </w:r>
-      <w:proofErr w:type="spellStart"/>
-      <w:r>
-        <w:rPr>
-          <w:sz w:val="20"/>
-          <w:szCs w:val="20"/>
-        </w:rPr>
-        <w:t>data</w:t>
-      </w:r>
-      <w:proofErr w:type="gramEnd"/>
-      <w:r>
-        <w:rPr>
-          <w:sz w:val="20"/>
-          <w:szCs w:val="20"/>
-        </w:rPr>
-        <w:t>_atual</w:t>
-      </w:r>
-      <w:proofErr w:type="spellEnd"/>
-      <w:r>
-        <w:rPr>
-          <w:sz w:val="20"/>
-          <w:szCs w:val="20"/>
-        </w:rPr>
-        <w:t xml:space="preserve"> }}</w:t>
-      </w:r>
-    </w:p>
-    <w:p>
-      <w:pPr>
-        <w:spacing w:after="120" w:line="240" w:lineRule="auto"/>
-        <w:rPr>
-          <w:sz w:val="20"/>
-          <w:szCs w:val="20"/>
-        </w:rPr>
-      </w:pPr>
-    </w:p>
-    <w:p>
-      <w:pPr>
-        <w:spacing w:after="120" w:line="240" w:lineRule="auto"/>
-        <w:rPr>
-          <w:sz w:val="20"/>
-          <w:szCs w:val="20"/>
-        </w:rPr>
-      </w:pPr>
     </w:p>
     <w:p>
       <w:pPr>
@@ -156,21 +84,38 @@
           <w:sz w:val="20"/>
           <w:szCs w:val="20"/>
         </w:rPr>
-        <w:t>Assunto: Aprovação de carga horária para participar em projeto</w:t>
+        <w:t xml:space="preserve">                                                                                                              </w:t>
+      </w:r>
+      <w:bookmarkStart w:id="0" w:name="_GoBack"/>
+      <w:bookmarkEnd w:id="0"/>
+      <w:r>
+        <w:rPr>
+          <w:sz w:val="20"/>
+          <w:szCs w:val="20"/>
+        </w:rPr>
+        <w:t xml:space="preserve">Santa Maria, {{ </w:t>
+      </w:r>
+      <w:proofErr w:type="spellStart"/>
+      <w:r>
+        <w:rPr>
+          <w:sz w:val="20"/>
+          <w:szCs w:val="20"/>
+        </w:rPr>
+        <w:t>data_atual</w:t>
+      </w:r>
+      <w:proofErr w:type="spellEnd"/>
+      <w:r>
+        <w:rPr>
+          <w:sz w:val="20"/>
+          <w:szCs w:val="20"/>
+        </w:rPr>
+        <w:t xml:space="preserve"> }}</w:t>
       </w:r>
     </w:p>
     <w:p>
       <w:pPr>
         <w:spacing w:after="120" w:line="240" w:lineRule="auto"/>
-        <w:rPr>
-          <w:sz w:val="20"/>
-          <w:szCs w:val="20"/>
-        </w:rPr>
-      </w:pPr>
-    </w:p>
-    <w:p>
-      <w:pPr>
-        <w:spacing w:after="120" w:line="240" w:lineRule="auto"/>
+        <w:jc w:val="both"/>
         <w:rPr>
           <w:sz w:val="20"/>
           <w:szCs w:val="20"/>
@@ -188,26 +133,35 @@
           <w:sz w:val="20"/>
           <w:szCs w:val="20"/>
         </w:rPr>
-        <w:t>Solicito aprovação para participar no projeto abaixo, conforme carga horária e prazos abaixo indicados, respeitando os limites estabelecidos na res. 089/2022.</w:t>
+        <w:t xml:space="preserve">Conforme a Resolução UFSM 135/2023, </w:t>
+      </w:r>
+      <w:proofErr w:type="gramStart"/>
+      <w:r>
+        <w:rPr>
+          <w:sz w:val="20"/>
+          <w:szCs w:val="20"/>
+        </w:rPr>
+        <w:t>que Disciplina</w:t>
+      </w:r>
+      <w:proofErr w:type="gramEnd"/>
+      <w:r>
+        <w:rPr>
+          <w:sz w:val="20"/>
+          <w:szCs w:val="20"/>
+        </w:rPr>
+        <w:t xml:space="preserve"> a tramitação de processos de Acordos de Cooperação Técnica, Protocolos de Intenções e outros instrumentos congêneres que não envolvam transferência de recursos financeiros, nos termos desta resolução, a se</w:t>
+      </w:r>
+      <w:r>
+        <w:rPr>
+          <w:sz w:val="20"/>
+          <w:szCs w:val="20"/>
+        </w:rPr>
+        <w:t xml:space="preserve">rem firmados pela Universidade Federal de Santa Maria (UFSM), a participação de servidores em nos projetos ocorrerá nos seguintes termos: </w:t>
       </w:r>
     </w:p>
     <w:p>
       <w:pPr>
-        <w:spacing w:after="120" w:line="240" w:lineRule="auto"/>
-        <w:ind w:firstLine="708"/>
-        <w:jc w:val="both"/>
-        <w:rPr>
-          <w:sz w:val="20"/>
-          <w:szCs w:val="20"/>
-        </w:rPr>
-      </w:pPr>
-      <w:bookmarkStart w:id="0" w:name="_heading=h.8id43hauzvnx" w:colFirst="0" w:colLast="0"/>
-      <w:bookmarkEnd w:id="0"/>
-    </w:p>
-    <w:p>
-      <w:pPr>
-        <w:spacing w:after="120" w:line="240" w:lineRule="auto"/>
-        <w:ind w:left="851"/>
+        <w:spacing w:after="0" w:line="240" w:lineRule="auto"/>
         <w:jc w:val="both"/>
         <w:rPr>
           <w:sz w:val="20"/>
@@ -219,36 +173,19 @@
           <w:sz w:val="20"/>
           <w:szCs w:val="20"/>
         </w:rPr>
-        <w:t>“Art. 20. A participação de servidores em projetos executados nos termos desta resolução poderá,</w:t>
+        <w:t>“Art. 16. Os Acordos disciplinados por esta Resolução são considerados inerentes às atividades dos (as) servidores (a</w:t>
       </w:r>
       <w:r>
         <w:rPr>
           <w:sz w:val="20"/>
           <w:szCs w:val="20"/>
         </w:rPr>
-        <w:t xml:space="preserve"> conforme o caso, ser exercida</w:t>
-      </w:r>
-      <w:r>
-        <w:rPr>
-          <w:b/>
-          <w:bCs/>
-          <w:sz w:val="20"/>
-          <w:szCs w:val="20"/>
-        </w:rPr>
-        <w:t xml:space="preserve"> fora da jornada de trabalho</w:t>
-      </w:r>
-      <w:r>
-        <w:rPr>
-          <w:sz w:val="20"/>
-          <w:szCs w:val="20"/>
-        </w:rPr>
-        <w:t>, desde que não acarrete prejuízo às suas atividades regulares.</w:t>
+        <w:t>s) docentes e técnico-administrativos em educação da instituição.</w:t>
       </w:r>
     </w:p>
     <w:p>
       <w:pPr>
-        <w:spacing w:after="120" w:line="240" w:lineRule="auto"/>
-        <w:ind w:left="851"/>
+        <w:spacing w:after="0" w:line="240" w:lineRule="auto"/>
         <w:jc w:val="both"/>
         <w:rPr>
           <w:sz w:val="20"/>
@@ -260,156 +197,12 @@
           <w:sz w:val="20"/>
           <w:szCs w:val="20"/>
         </w:rPr>
-        <w:t xml:space="preserve">§ 1º </w:t>
-      </w:r>
-      <w:r>
-        <w:rPr>
-          <w:b/>
-          <w:bCs/>
-          <w:sz w:val="20"/>
-          <w:szCs w:val="20"/>
-        </w:rPr>
-        <w:t>Os servidores</w:t>
-      </w:r>
-      <w:r>
-        <w:rPr>
-          <w:sz w:val="20"/>
-          <w:szCs w:val="20"/>
-        </w:rPr>
-        <w:t xml:space="preserve"> docentes e técnico-administrativos </w:t>
-      </w:r>
-      <w:r>
-        <w:rPr>
-          <w:b/>
-          <w:bCs/>
-          <w:sz w:val="20"/>
-          <w:szCs w:val="20"/>
-        </w:rPr>
-        <w:t xml:space="preserve">poderão ter participação remunerada </w:t>
-      </w:r>
-      <w:r>
-        <w:rPr>
-          <w:sz w:val="20"/>
-          <w:szCs w:val="20"/>
-        </w:rPr>
-        <w:t xml:space="preserve">nos projetos em período </w:t>
-      </w:r>
-      <w:r>
-        <w:rPr>
-          <w:b/>
-          <w:bCs/>
-          <w:sz w:val="20"/>
-          <w:szCs w:val="20"/>
-        </w:rPr>
-        <w:t xml:space="preserve">fora da sua jornada </w:t>
-      </w:r>
-      <w:r>
-        <w:rPr>
-          <w:b/>
-          <w:bCs/>
-          <w:sz w:val="20"/>
-          <w:szCs w:val="20"/>
-        </w:rPr>
-        <w:t>de trabalho</w:t>
-      </w:r>
-      <w:r>
-        <w:rPr>
-          <w:sz w:val="20"/>
-          <w:szCs w:val="20"/>
-        </w:rPr>
-        <w:t xml:space="preserve">, limitada esta participação a um </w:t>
-      </w:r>
-      <w:r>
-        <w:rPr>
-          <w:b/>
-          <w:bCs/>
-          <w:sz w:val="20"/>
-          <w:szCs w:val="20"/>
-        </w:rPr>
-        <w:t xml:space="preserve">máximo de 20 (vinte) horas </w:t>
-      </w:r>
-      <w:r>
-        <w:rPr>
-          <w:sz w:val="20"/>
-          <w:szCs w:val="20"/>
-        </w:rPr>
-        <w:t>semanais;</w:t>
+        <w:t>§1º Os Acordos que necessitarem registrar os encargos para servidores ou a carga horária para discentes, deverão utilizar o sistema institucional de registro de projetos da UFSM.</w:t>
       </w:r>
     </w:p>
     <w:p>
       <w:pPr>
-        <w:spacing w:after="120" w:line="240" w:lineRule="auto"/>
-        <w:ind w:left="851"/>
-        <w:jc w:val="both"/>
-        <w:rPr>
-          <w:b/>
-          <w:bCs/>
-          <w:sz w:val="20"/>
-          <w:szCs w:val="20"/>
-        </w:rPr>
-      </w:pPr>
-      <w:r>
-        <w:rPr>
-          <w:sz w:val="20"/>
-          <w:szCs w:val="20"/>
-        </w:rPr>
-        <w:t xml:space="preserve">§ 2º </w:t>
-      </w:r>
-      <w:r>
-        <w:rPr>
-          <w:b/>
-          <w:bCs/>
-          <w:sz w:val="20"/>
-          <w:szCs w:val="20"/>
-        </w:rPr>
-        <w:t>Os servidores</w:t>
-      </w:r>
-      <w:r>
-        <w:rPr>
-          <w:sz w:val="20"/>
-          <w:szCs w:val="20"/>
-        </w:rPr>
-        <w:t xml:space="preserve"> docentes e técnico-administrativos também </w:t>
-      </w:r>
-      <w:r>
-        <w:rPr>
-          <w:b/>
-          <w:bCs/>
-          <w:sz w:val="20"/>
-          <w:szCs w:val="20"/>
-        </w:rPr>
-        <w:t>poderão participar de maneira remunerada</w:t>
-      </w:r>
-      <w:r>
-        <w:rPr>
-          <w:sz w:val="20"/>
-          <w:szCs w:val="20"/>
-        </w:rPr>
-        <w:t xml:space="preserve"> em projetos no período de </w:t>
-      </w:r>
-      <w:r>
-        <w:rPr>
-          <w:b/>
-          <w:bCs/>
-          <w:sz w:val="20"/>
-          <w:szCs w:val="20"/>
-        </w:rPr>
-        <w:t>até 8 (oito) horas semanais dentro da sua jorn</w:t>
-      </w:r>
-      <w:r>
-        <w:rPr>
-          <w:b/>
-          <w:bCs/>
-          <w:sz w:val="20"/>
-          <w:szCs w:val="20"/>
-        </w:rPr>
-        <w:t>ada de trabalho;</w:t>
-      </w:r>
-    </w:p>
-    <w:p>
-      <w:pPr>
-        <w:spacing w:after="120" w:line="240" w:lineRule="auto"/>
-        <w:ind w:left="851"/>
+        <w:spacing w:after="0" w:line="240" w:lineRule="auto"/>
         <w:jc w:val="both"/>
         <w:rPr>
           <w:sz w:val="20"/>
@@ -421,133 +214,26 @@
           <w:sz w:val="20"/>
           <w:szCs w:val="20"/>
         </w:rPr>
-        <w:t xml:space="preserve">§ 3º </w:t>
-      </w:r>
-      <w:r>
-        <w:rPr>
-          <w:b/>
-          <w:bCs/>
-          <w:sz w:val="20"/>
-          <w:szCs w:val="20"/>
-        </w:rPr>
-        <w:t>Exclusivamente</w:t>
+        <w:t>§2º A parti</w:t>
       </w:r>
       <w:r>
         <w:rPr>
           <w:sz w:val="20"/>
           <w:szCs w:val="20"/>
         </w:rPr>
-        <w:t xml:space="preserve"> no caso dos </w:t>
-      </w:r>
-      <w:r>
-        <w:rPr>
-          <w:b/>
-          <w:bCs/>
-          <w:sz w:val="20"/>
-          <w:szCs w:val="20"/>
-        </w:rPr>
-        <w:t xml:space="preserve">projetos </w:t>
+        <w:t>cipação dos servidores docentes e técnico-administrativos em educação da instituição nas atividades previstas nos Acordos deverá contar com a anuência prévia da chefia imediata do (a) servidor (a) quando as atividades propostas forem executadas durante a j</w:t>
       </w:r>
       <w:r>
         <w:rPr>
           <w:sz w:val="20"/>
           <w:szCs w:val="20"/>
         </w:rPr>
-        <w:t xml:space="preserve">que envolvam um contrato </w:t>
-      </w:r>
-      <w:r>
-        <w:rPr>
-          <w:b/>
-          <w:bCs/>
-          <w:sz w:val="20"/>
-          <w:szCs w:val="20"/>
-        </w:rPr>
-        <w:t>de prestação de serviços</w:t>
-      </w:r>
-      <w:r>
-        <w:rPr>
-          <w:sz w:val="20"/>
-          <w:szCs w:val="20"/>
-        </w:rPr>
-        <w:t xml:space="preserve">, </w:t>
-      </w:r>
-      <w:r>
-        <w:rPr>
-          <w:b/>
-          <w:bCs/>
-          <w:sz w:val="20"/>
-          <w:szCs w:val="20"/>
-        </w:rPr>
-        <w:t>em conjunto ou isoladamente</w:t>
-      </w:r>
-      <w:r>
-        <w:rPr>
-          <w:sz w:val="20"/>
-          <w:szCs w:val="20"/>
-        </w:rPr>
-        <w:t xml:space="preserve">, </w:t>
-      </w:r>
-      <w:r>
-        <w:rPr>
-          <w:b/>
-          <w:bCs/>
-          <w:sz w:val="20"/>
-          <w:szCs w:val="20"/>
-        </w:rPr>
-        <w:t xml:space="preserve">a participação remunerada de um servidor docente com dedicação exclusiva é limitada a 8 (oito) horas semanais, dentro </w:t>
-      </w:r>
-      <w:r>
-        <w:rPr>
-          <w:b/>
-          <w:bCs/>
-          <w:sz w:val="20"/>
-          <w:szCs w:val="20"/>
-        </w:rPr>
-        <w:t>ou fora da jornada de trabalho</w:t>
-      </w:r>
-      <w:r>
-        <w:rPr>
-          <w:sz w:val="20"/>
-          <w:szCs w:val="20"/>
-        </w:rPr>
-        <w:t>, nos termos do § 4º do artigo 21 da Lei 12772/2012;</w:t>
+        <w:t>ornada de trabalho.</w:t>
       </w:r>
     </w:p>
     <w:p>
       <w:pPr>
-        <w:spacing w:after="120" w:line="240" w:lineRule="auto"/>
-        <w:ind w:left="851"/>
-        <w:jc w:val="both"/>
-        <w:rPr>
-          <w:b/>
-          <w:bCs/>
-          <w:sz w:val="20"/>
-          <w:szCs w:val="20"/>
-        </w:rPr>
-      </w:pPr>
-      <w:r>
-        <w:rPr>
-          <w:b/>
-          <w:bCs/>
-          <w:sz w:val="20"/>
-          <w:szCs w:val="20"/>
-        </w:rPr>
-        <w:t>§ 4º Os limites de carga horária de que trata esse artigo serão computados sempre considerando o total de projetos com FUNDAÇÃO DE APOIO dos quais o servidor docente ou técn</w:t>
-      </w:r>
-      <w:r>
-        <w:rPr>
-          <w:b/>
-          <w:bCs/>
-          <w:sz w:val="20"/>
-          <w:szCs w:val="20"/>
-        </w:rPr>
-        <w:t>ico-administrativo participa, dentro ou fora da UFSM.</w:t>
-      </w:r>
-    </w:p>
-    <w:p>
-      <w:pPr>
-        <w:spacing w:after="120" w:line="240" w:lineRule="auto"/>
-        <w:ind w:left="851"/>
+        <w:spacing w:after="0" w:line="240" w:lineRule="auto"/>
         <w:jc w:val="both"/>
         <w:rPr>
           <w:sz w:val="20"/>
@@ -559,13 +245,35 @@
           <w:sz w:val="20"/>
           <w:szCs w:val="20"/>
         </w:rPr>
-        <w:t>§ 5º A participação em projetos fora da jornada de trabalho semanal, na forma prevista caput, não acarretará a percepção de horas extraordinárias.</w:t>
+        <w:t xml:space="preserve">§3º No caso de participantes de outras </w:t>
+      </w:r>
+      <w:proofErr w:type="spellStart"/>
+      <w:r>
+        <w:rPr>
+          <w:sz w:val="20"/>
+          <w:szCs w:val="20"/>
+        </w:rPr>
+        <w:t>ICTs</w:t>
+      </w:r>
+      <w:proofErr w:type="spellEnd"/>
+      <w:r>
+        <w:rPr>
+          <w:sz w:val="20"/>
+          <w:szCs w:val="20"/>
+        </w:rPr>
+        <w:t>, a eventual necessidade de manifestação ou aprovação da instituição de origem deverá ser informada previamente à unidade responsável pela instrução e trâmite do processo administrativo, inclus</w:t>
+      </w:r>
+      <w:r>
+        <w:rPr>
+          <w:sz w:val="20"/>
+          <w:szCs w:val="20"/>
+        </w:rPr>
+        <w:t>ive quanto aos requisitos formais exigidos pela ICT.</w:t>
       </w:r>
     </w:p>
     <w:p>
       <w:pPr>
-        <w:spacing w:after="120" w:line="240" w:lineRule="auto"/>
-        <w:ind w:left="851"/>
+        <w:spacing w:after="0" w:line="240" w:lineRule="auto"/>
         <w:jc w:val="both"/>
         <w:rPr>
           <w:sz w:val="20"/>
@@ -577,7 +285,147 @@
           <w:sz w:val="20"/>
           <w:szCs w:val="20"/>
         </w:rPr>
-        <w:t xml:space="preserve">§ 6º </w:t>
+        <w:t>§4º Não se aplica o disposto no §2º se diversamente apontado pela legislação vigente, pela unidade competente para aprovação da proposta, pela unidade responsável pela instrução e trâmite do processo adm</w:t>
+      </w:r>
+      <w:r>
+        <w:rPr>
+          <w:sz w:val="20"/>
+          <w:szCs w:val="20"/>
+        </w:rPr>
+        <w:t>inistrativo, ou pela Procuradoria Jurídica, tendo como fundamento a ausência de relação entre as atividades previstas e a situação funcional do servidor.</w:t>
+      </w:r>
+    </w:p>
+    <w:p>
+      <w:pPr>
+        <w:spacing w:after="0" w:line="240" w:lineRule="auto"/>
+        <w:jc w:val="both"/>
+        <w:rPr>
+          <w:sz w:val="20"/>
+          <w:szCs w:val="20"/>
+        </w:rPr>
+      </w:pPr>
+      <w:r>
+        <w:rPr>
+          <w:sz w:val="20"/>
+          <w:szCs w:val="20"/>
+        </w:rPr>
+        <w:t>§5º Independentemente da dispensa de manifestação expressa no processo, pressupõe-se a comunicação e a</w:t>
+      </w:r>
+      <w:r>
+        <w:rPr>
+          <w:sz w:val="20"/>
+          <w:szCs w:val="20"/>
+        </w:rPr>
+        <w:t>nuência recíprocas quanto à participação das equipes envolvidas e suas respectivas chefias e, em caso de divergência, poderão suscitar a questão no âmbito do processo:</w:t>
+      </w:r>
+    </w:p>
+    <w:p>
+      <w:pPr>
+        <w:spacing w:after="0" w:line="240" w:lineRule="auto"/>
+        <w:jc w:val="both"/>
+        <w:rPr>
+          <w:sz w:val="20"/>
+          <w:szCs w:val="20"/>
+        </w:rPr>
+      </w:pPr>
+      <w:r>
+        <w:rPr>
+          <w:sz w:val="20"/>
+          <w:szCs w:val="20"/>
+        </w:rPr>
+        <w:t xml:space="preserve">I – </w:t>
+      </w:r>
+      <w:proofErr w:type="gramStart"/>
+      <w:r>
+        <w:rPr>
+          <w:sz w:val="20"/>
+          <w:szCs w:val="20"/>
+        </w:rPr>
+        <w:t>o</w:t>
+      </w:r>
+      <w:proofErr w:type="gramEnd"/>
+      <w:r>
+        <w:rPr>
+          <w:sz w:val="20"/>
+          <w:szCs w:val="20"/>
+        </w:rPr>
+        <w:t xml:space="preserve"> (a) servidor (a) envolvido (a), se aduzir que as atividades previstas não lhe são </w:t>
+      </w:r>
+      <w:r>
+        <w:rPr>
+          <w:sz w:val="20"/>
+          <w:szCs w:val="20"/>
+        </w:rPr>
+        <w:t>obrigatórias ou pertinentes e cuja participação não tenha interesse; e,</w:t>
+      </w:r>
+    </w:p>
+    <w:p>
+      <w:pPr>
+        <w:spacing w:after="0" w:line="240" w:lineRule="auto"/>
+        <w:jc w:val="both"/>
+        <w:rPr>
+          <w:sz w:val="20"/>
+          <w:szCs w:val="20"/>
+        </w:rPr>
+      </w:pPr>
+      <w:r>
+        <w:rPr>
+          <w:sz w:val="20"/>
+          <w:szCs w:val="20"/>
+        </w:rPr>
+        <w:t xml:space="preserve">II - </w:t>
+      </w:r>
+      <w:proofErr w:type="gramStart"/>
+      <w:r>
+        <w:rPr>
+          <w:sz w:val="20"/>
+          <w:szCs w:val="20"/>
+        </w:rPr>
+        <w:t>a</w:t>
+      </w:r>
+      <w:proofErr w:type="gramEnd"/>
+      <w:r>
+        <w:rPr>
+          <w:sz w:val="20"/>
+          <w:szCs w:val="20"/>
+        </w:rPr>
+        <w:t xml:space="preserve"> chefia imediata, se aduzir que as atividades a serem realizadas pelo (a) servidor (a) não se encontram em conformidade com o interesse público ou com outras normas eventualmente</w:t>
+      </w:r>
+      <w:r>
+        <w:rPr>
+          <w:sz w:val="20"/>
+          <w:szCs w:val="20"/>
+        </w:rPr>
+        <w:t xml:space="preserve"> aplicáveis.”</w:t>
+      </w:r>
+    </w:p>
+    <w:p>
+      <w:pPr>
+        <w:spacing w:after="120" w:line="240" w:lineRule="auto"/>
+        <w:ind w:firstLine="720"/>
+        <w:jc w:val="both"/>
+        <w:rPr>
+          <w:sz w:val="20"/>
+          <w:szCs w:val="20"/>
+        </w:rPr>
+      </w:pPr>
+    </w:p>
+    <w:p>
+      <w:pPr>
+        <w:spacing w:after="120" w:line="240" w:lineRule="auto"/>
+        <w:ind w:firstLine="720"/>
+        <w:jc w:val="both"/>
+        <w:rPr>
+          <w:sz w:val="20"/>
+          <w:szCs w:val="20"/>
+        </w:rPr>
+      </w:pPr>
+      <w:r>
+        <w:rPr>
+          <w:sz w:val="20"/>
+          <w:szCs w:val="20"/>
+        </w:rPr>
+        <w:t xml:space="preserve">Assim, declaro que a participação no projeto se dará </w:t>
       </w:r>
       <w:r>
         <w:rPr>
@@ -586,44 +434,30 @@
           <w:sz w:val="20"/>
           <w:szCs w:val="20"/>
         </w:rPr>
-        <w:t>Havendo prejuízos as atividades</w:t>
+        <w:t>FORA DA JORNADA DE TRABALHO</w:t>
       </w:r>
       <w:r>
         <w:rPr>
           <w:sz w:val="20"/>
           <w:szCs w:val="20"/>
         </w:rPr>
-        <w:t xml:space="preserve"> regulares por cont</w:t>
+        <w:t xml:space="preserve">, </w:t>
       </w:r>
+      <w:proofErr w:type="gramStart"/>
       <w:r>
         <w:rPr>
           <w:sz w:val="20"/>
           <w:szCs w:val="20"/>
         </w:rPr>
-        <w:t xml:space="preserve">a da participação de servidores em projetos nos termos deste artigo, </w:t>
+        <w:t>Conforme</w:t>
       </w:r>
-      <w:r>
-        <w:rPr>
-          <w:b/>
-          <w:bCs/>
-          <w:sz w:val="20"/>
-          <w:szCs w:val="20"/>
-        </w:rPr>
-        <w:t>a chefia imediata solicitará adequação nos horários</w:t>
-      </w:r>
+      <w:proofErr w:type="gramEnd"/>
       <w:r>
         <w:rPr>
           <w:sz w:val="20"/>
           <w:szCs w:val="20"/>
         </w:rPr>
-        <w:t xml:space="preserve"> de participação e/ou na carga horária de participação, sendo que a inobservância as essas determinações configurarão insubordinação nos</w:t>
-      </w:r>
-      <w:r>
-        <w:rPr>
-          <w:sz w:val="20"/>
-          <w:szCs w:val="20"/>
-        </w:rPr>
-        <w:t xml:space="preserve"> termos da lei.”</w:t>
+        <w:t xml:space="preserve"> carga horária e prazos abaixo indicados, respeitando os limites estabelecidos para a atuação em projetos:</w:t>
       </w:r>
     </w:p>
     <w:p>
@@ -639,7 +473,6 @@
     <w:p>
       <w:pPr>
         <w:spacing w:after="0" w:line="240" w:lineRule="auto"/>
-        <w:jc w:val="both"/>
       </w:pPr>
       <w:r>
         <w:t xml:space="preserve">Título do projeto: </w:t>
@@ -660,26 +493,21 @@
       <w:r>
         <w:t xml:space="preserve"> }}</w:t>
       </w:r>
-    </w:p>
-    <w:p>
-      <w:pPr>
-        <w:spacing w:after="0" w:line="240" w:lineRule="auto"/>
-        <w:jc w:val="both"/>
-      </w:pPr>
       <w:r>
-        <w:t xml:space="preserve">Número de registro do projeto: </w:t>
+        <w:t xml:space="preserve"> </w:t>
       </w:r>
-      <w:proofErr w:type="gramStart"/>
       <w:r>
-        <w:t xml:space="preserve">{{ </w:t>
+        <w:br/>
+      </w:r>
+      <w:r>
+        <w:t>Número de registro do pr</w:t>
+      </w:r>
+      <w:r>
+        <w:t xml:space="preserve">ojeto: {{ </w:t>
       </w:r>
       <w:proofErr w:type="spellStart"/>
       <w:r>
-        <w:t>n</w:t>
-      </w:r>
-      <w:proofErr w:type="gramEnd"/>
-      <w:r>
-        <w:t>_projeto</w:t>
+        <w:t>n_projeto</w:t>
       </w:r>
       <w:proofErr w:type="spellEnd"/>
       <w:r>
@@ -720,6 +548,12 @@
       <w:r>
         <w:t xml:space="preserve"> }}</w:t>
       </w:r>
+    </w:p>
+    <w:p>
+      <w:pPr>
+        <w:spacing w:after="0" w:line="240" w:lineRule="auto"/>
+        <w:jc w:val="both"/>
+      </w:pPr>
     </w:p>
     <w:p>
       <w:pPr>
@@ -766,7 +600,7 @@
       </w:r>
       <w:proofErr w:type="gramEnd"/>
       <w:r>
-        <w:t xml:space="preserve"> }}</w:t>
+        <w:t xml:space="preserve"> }} </w:t>
       </w:r>
     </w:p>
     <w:p>
@@ -778,11 +612,13 @@
         <w:t>Siape</w:t>
       </w:r>
       <w:proofErr w:type="spellEnd"/>
+      <w:proofErr w:type="gramStart"/>
       <w:r>
-        <w:t xml:space="preserve">: </w:t>
+        <w:t>:  {</w:t>
       </w:r>
+      <w:proofErr w:type="gramEnd"/>
       <w:r>
-        <w:t xml:space="preserve">{{ </w:t>
+        <w:t xml:space="preserve">{ </w:t>
       </w:r>
       <w:proofErr w:type="spellStart"/>
       <w:r>
@@ -790,10 +626,30 @@
       </w:r>
       <w:proofErr w:type="spellEnd"/>
       <w:r>
-        <w:t xml:space="preserve"> }}</w:t>
+        <w:t xml:space="preserve"> }} </w:t>
       </w:r>
-      <w:bookmarkStart w:id="3" w:name="_GoBack"/>
-      <w:bookmarkEnd w:id="3"/>
+    </w:p>
+    <w:p>
+      <w:pPr>
+        <w:spacing w:after="120" w:line="240" w:lineRule="auto"/>
+        <w:rPr>
+          <w:sz w:val="20"/>
+          <w:szCs w:val="20"/>
+        </w:rPr>
+      </w:pPr>
+    </w:p>
+    <w:p>
+      <w:pPr>
+        <w:spacing w:after="0" w:line="240" w:lineRule="auto"/>
+      </w:pPr>
+    </w:p>
+    <w:p>
+      <w:pPr>
+        <w:spacing w:after="0" w:line="240" w:lineRule="auto"/>
+        <w:rPr>
+          <w:color w:val="FF0000"/>
+        </w:rPr>
+      </w:pPr>
     </w:p>
     <w:p>
       <w:pPr>
@@ -1487,6 +1343,17 @@
       </w:tblCellMar>
     </w:tblPr>
   </w:style>
+  <w:style w:type="table" w:customStyle="1" w:styleId="TableNormal3">
+    <w:name w:val="TableNormal"/>
+    <w:tblPr>
+      <w:tblCellMar>
+        <w:top w:w="100" w:type="dxa"/>
+        <w:left w:w="100" w:type="dxa"/>
+        <w:bottom w:w="100" w:type="dxa"/>
+        <w:right w:w="100" w:type="dxa"/>
+      </w:tblCellMar>
+    </w:tblPr>
+  </w:style>
   <w:style w:type="character" w:customStyle="1" w:styleId="Ttulo1Char">
     <w:name w:val="Título 1 Char"/>
     <w:basedOn w:val="Fontepargpadro"/>
@@ -12811,7 +12678,7 @@
       <w:spacing w:after="0"/>
     </w:pPr>
   </w:style>
-  <w:style w:type="table" w:customStyle="1" w:styleId="TableNormal3">
+  <w:style w:type="table" w:customStyle="1" w:styleId="TableNormal4">
     <w:name w:val="Table Normal"/>
     <w:tblPr>
       <w:tblCellMar>
@@ -12823,7 +12690,7 @@
     </w:tblPr>
   </w:style>
   <w:style w:type="table" w:customStyle="1" w:styleId="a">
-    <w:basedOn w:val="TableNormal3"/>
+    <w:basedOn w:val="TableNormal4"/>
     <w:tblPr>
       <w:tblStyleRowBandSize w:val="1"/>
       <w:tblStyleColBandSize w:val="1"/>
@@ -13062,7 +12929,7 @@
 
 <file path=customXml/item1.xml><?xml version="1.0" encoding="utf-8"?>
 <go:gDocsCustomXmlDataStorage xmlns:go="http://customooxmlschemas.google.com/" xmlns:r="http://schemas.openxmlformats.org/officeDocument/2006/relationships" uri="GoogleDocsCustomDataVersion2">
-  <go:docsCustomData xmlns:go="http://customooxmlschemas.google.com/" roundtripDataSignature="AMtx7mientq3yMMwMk77Bzpl4mTYtbCM5Q==">CgMxLjAyDmguOGlkNDNoYXV6dm54Mg5oLnZ0d2p1NDRoZTNvMjIIaC5namRneHM4AHIhMU55TUJGMWdJSFhXSndHd01CeWlsb0ZiV0pvTEpoYWVf</go:docsCustomData>
+  <go:docsCustomData xmlns:go="http://customooxmlschemas.google.com/" roundtripDataSignature="AMtx7mji4aQOKcqqADcnQk1WMAqxDam5mQ==">CgMxLjAyDmgudnR3anU0NGhlM28yMghoLmdqZGd4czgAciExVUtHclU3ZHBLbXp0MG5uSTlUellYUDhmMEItc2dtYWY=</go:docsCustomData>
 </go:gDocsCustomXmlDataStorage>
 </file>
 
